--- a/megvalosithatosagi_tanulmanyok/Megvalosithatosagi_Tanulmany_Recept_Modul.docx
+++ b/megvalosithatosagi_tanulmanyok/Megvalosithatosagi_Tanulmany_Recept_Modul.docx
@@ -23,14 +23,7 @@
           <w:rFonts w:ascii="Arial" w:hAnsi="Arial" w:cs="Arial"/>
           <w:color w:val="000000" w:themeColor="text1"/>
         </w:rPr>
-        <w:t xml:space="preserve"> </w:t>
-      </w:r>
-      <w:r>
-        <w:rPr>
-          <w:rFonts w:ascii="Arial" w:hAnsi="Arial" w:cs="Arial"/>
-          <w:color w:val="000000" w:themeColor="text1"/>
-        </w:rPr>
-        <w:t>Megvalósíthatósági tanulmány</w:t>
+        <w:t xml:space="preserve"> Megvalósíthatósági tanulmány</w:t>
       </w:r>
     </w:p>
     <w:bookmarkEnd w:id="0"/>
@@ -657,7 +650,7 @@
           <w:sz w:val="24"/>
           <w:szCs w:val="24"/>
         </w:rPr>
-        <w:t>Ezek alapján az MVC irányt választjuk a recept modulhoz is. A DNN beépített Web API keretrendszere (Services Framework) így is biztosítja a backend oldalt az adatlekérésekhez.</w:t>
+        <w:t>Ezek alapján az MVC irányt választjuk a recept modulhoz is. A POC első verziójában a modul elsősorban a Hotcakes meglévő kategória- és termékadataira támaszkodik, és nem igényel külön, összetett backend réteget.</w:t>
       </w:r>
     </w:p>
     <w:p>
@@ -684,12 +677,8 @@
       <w:pPr>
         <w:pStyle w:val="Heading3"/>
         <w:rPr>
-          <w:rFonts w:ascii="Arial" w:eastAsiaTheme="minorHAnsi" w:hAnsi="Arial" w:cs="Arial"/>
-          <w:b w:val="0"/>
-          <w:bCs w:val="0"/>
-          <w:color w:val="auto"/>
-          <w:sz w:val="24"/>
-          <w:szCs w:val="24"/>
+          <w:rFonts w:ascii="Arial" w:hAnsi="Arial" w:cs="Arial"/>
+          <w:color w:val="000000" w:themeColor="text1"/>
         </w:rPr>
       </w:pPr>
       <w:r>
@@ -698,7 +687,7 @@
           <w:color w:val="000000" w:themeColor="text1"/>
         </w:rPr>
         <w:lastRenderedPageBreak/>
-        <w:t>Adatbázis</w:t>
+        <w:t>Adatforrás</w:t>
       </w:r>
     </w:p>
     <w:bookmarkEnd w:id="6"/>
@@ -712,7 +701,7 @@
         <w:rPr>
           <w:rFonts w:ascii="Arial" w:hAnsi="Arial" w:cs="Arial"/>
         </w:rPr>
-        <w:t>A modul ugyanazokat az adatbázis táblákat használja, mint a kliensalkalmazás, hiszen ugyanazokat a recepteket jeleníti meg, amiket az üzemeltető ott létrehozott.</w:t>
+        <w:t>A modul elsődlegesen a meglévő Hotcakes kategória- és termékadatokat használja, vagyis ugyanazt a struktúrát jeleníti meg, amit a kliens kezel.</w:t>
       </w:r>
     </w:p>
     <w:p>
@@ -727,167 +716,46 @@
         <w:rPr>
           <w:rFonts w:ascii="Arial" w:hAnsi="Arial" w:cs="Arial"/>
         </w:rPr>
-        <w:t xml:space="preserve"> </w:t>
-      </w:r>
-      <w:r>
-        <w:rPr>
-          <w:rFonts w:ascii="Arial" w:hAnsi="Arial" w:cs="Arial"/>
-        </w:rPr>
-        <w:br/>
-      </w:r>
-      <w:r>
-        <w:rPr>
-          <w:rFonts w:ascii="Arial" w:hAnsi="Arial" w:cs="Arial"/>
-          <w:b/>
-          <w:bCs/>
-        </w:rPr>
-        <w:t>Két fő tábla szükséges:</w:t>
-      </w:r>
-    </w:p>
-    <w:p>
-      <w:pPr>
-        <w:rPr>
-          <w:rFonts w:ascii="Arial" w:hAnsi="Arial" w:cs="Arial"/>
-        </w:rPr>
-      </w:pPr>
-      <w:r>
-        <w:rPr>
-          <w:rFonts w:ascii="Arial" w:hAnsi="Arial" w:cs="Arial"/>
-          <w:b/>
-        </w:rPr>
-        <w:t>Receptek tábla:</w:t>
-      </w:r>
-      <w:r>
-        <w:rPr>
-          <w:rFonts w:ascii="Arial" w:hAnsi="Arial" w:cs="Arial"/>
-        </w:rPr>
-        <w:br/>
-      </w:r>
-      <w:r>
-        <w:rPr>
-          <w:rFonts w:ascii="Arial" w:hAnsi="Arial" w:cs="Arial"/>
-        </w:rPr>
-        <w:t>a receptek fő adatai (név, leírás, főszám, idők, lépések, címkék, állapot).</w:t>
-      </w:r>
-      <w:r>
-        <w:rPr>
-          <w:rFonts w:ascii="Arial" w:hAnsi="Arial" w:cs="Arial"/>
-        </w:rPr>
-        <w:br/>
-      </w:r>
-      <w:r>
-        <w:rPr>
-          <w:rFonts w:ascii="Arial" w:hAnsi="Arial" w:cs="Arial"/>
-        </w:rPr>
-        <w:t xml:space="preserve">A modul csak a </w:t>
-      </w:r>
-      <w:r>
-        <w:rPr>
-          <w:rFonts w:ascii="Arial" w:hAnsi="Arial" w:cs="Arial"/>
-        </w:rPr>
-        <w:t>“</w:t>
-      </w:r>
-      <w:r>
-        <w:rPr>
-          <w:rFonts w:ascii="Arial" w:hAnsi="Arial" w:cs="Arial"/>
-        </w:rPr>
-        <w:t>publikált</w:t>
-      </w:r>
-      <w:r>
-        <w:rPr>
-          <w:rFonts w:ascii="Arial" w:hAnsi="Arial" w:cs="Arial"/>
-        </w:rPr>
-        <w:t>”</w:t>
-      </w:r>
-      <w:r>
-        <w:rPr>
-          <w:rFonts w:ascii="Arial" w:hAnsi="Arial" w:cs="Arial"/>
-        </w:rPr>
-        <w:t xml:space="preserve"> állapotú recepteket jeleníti meg.</w:t>
-      </w:r>
-    </w:p>
-    <w:p>
-      <w:pPr>
-        <w:rPr>
-          <w:rFonts w:ascii="Arial" w:hAnsi="Arial" w:cs="Arial"/>
-        </w:rPr>
-      </w:pPr>
-      <w:r>
-        <w:rPr>
-          <w:rFonts w:ascii="Arial" w:hAnsi="Arial" w:cs="Arial"/>
-          <w:b/>
-        </w:rPr>
-        <w:t>Recept összetevők tábla</w:t>
-      </w:r>
-      <w:r>
-        <w:rPr>
-          <w:rFonts w:ascii="Arial" w:hAnsi="Arial" w:cs="Arial"/>
-          <w:b/>
-        </w:rPr>
-        <w:t>:</w:t>
-      </w:r>
-      <w:r>
-        <w:rPr>
-          <w:rFonts w:ascii="Arial" w:hAnsi="Arial" w:cs="Arial"/>
-        </w:rPr>
-        <w:br/>
-      </w:r>
-      <w:r>
-        <w:rPr>
-          <w:rFonts w:ascii="Arial" w:hAnsi="Arial" w:cs="Arial"/>
-        </w:rPr>
-        <w:t>receptekhez tartozó termékek és mennyiségek.</w:t>
-      </w:r>
-      <w:r>
-        <w:rPr>
-          <w:rFonts w:ascii="Arial" w:hAnsi="Arial" w:cs="Arial"/>
-        </w:rPr>
-        <w:br/>
-      </w:r>
-      <w:r>
-        <w:rPr>
-          <w:rFonts w:ascii="Arial" w:hAnsi="Arial" w:cs="Arial"/>
-        </w:rPr>
-        <w:t>Innen tudja a modul, hogy egy adott recepthez milyen webshop termékek kellenek és melyikből mennyi.</w:t>
-      </w:r>
-    </w:p>
-    <w:p>
-      <w:pPr>
-        <w:rPr>
-          <w:rFonts w:ascii="Arial" w:hAnsi="Arial" w:cs="Arial"/>
-        </w:rPr>
-      </w:pPr>
-      <w:r>
-        <w:rPr>
-          <w:rFonts w:ascii="Arial" w:hAnsi="Arial" w:cs="Arial"/>
-        </w:rPr>
-        <w:t xml:space="preserve">A receptek adatai </w:t>
-      </w:r>
-      <w:r>
-        <w:rPr>
-          <w:rStyle w:val="VerbatimChar"/>
-          <w:rFonts w:ascii="Arial" w:hAnsi="Arial" w:cs="Arial"/>
-        </w:rPr>
-        <w:t>PortalId</w:t>
-      </w:r>
-      <w:r>
-        <w:rPr>
-          <w:rFonts w:ascii="Arial" w:hAnsi="Arial" w:cs="Arial"/>
-        </w:rPr>
-        <w:t xml:space="preserve"> szinten élnek (az egész webshophoz tartoznak), míg a modul megjelenítési beállításai </w:t>
-      </w:r>
-      <w:r>
-        <w:rPr>
-          <w:rStyle w:val="VerbatimChar"/>
-          <w:rFonts w:ascii="Arial" w:hAnsi="Arial" w:cs="Arial"/>
-        </w:rPr>
-        <w:t>ModuleId</w:t>
-      </w:r>
-      <w:r>
-        <w:rPr>
-          <w:rFonts w:ascii="Arial" w:hAnsi="Arial" w:cs="Arial"/>
-        </w:rPr>
-        <w:t xml:space="preserve"> szintűek lehetnek. Az adatbázis tervezéséről részletesebben a kliensalkalmazás tanulmányában írtunk.</w:t>
+        <w:t>A POC-hoz nem szükséges külön recept-adatbázis, ha a szükséges adatok leképezhetők a meglévő Hotcakes elemekkel:</w:t>
+      </w:r>
+    </w:p>
+    <w:p>
+      <w:pPr>
+        <w:rPr>
+          <w:rFonts w:ascii="Arial" w:hAnsi="Arial" w:cs="Arial"/>
+        </w:rPr>
+      </w:pPr>
+      <w:r>
+        <w:rPr>
+          <w:rFonts w:ascii="Arial" w:hAnsi="Arial" w:cs="Arial"/>
+        </w:rPr>
+        <w:t>Recept kategória: a recept fő adatai a kategória szintjén jelennek meg, a modul pedig ebből építi fel a recept címet és a leíró tartalmat.</w:t>
+      </w:r>
+    </w:p>
+    <w:p>
+      <w:pPr>
+        <w:rPr>
+          <w:rFonts w:ascii="Arial" w:hAnsi="Arial" w:cs="Arial"/>
+        </w:rPr>
+      </w:pPr>
+      <w:r>
+        <w:rPr>
+          <w:rFonts w:ascii="Arial" w:hAnsi="Arial" w:cs="Arial"/>
+        </w:rPr>
+        <w:t>Kapcsolt hozzávalók: a recepthez tartozó normál termékeket a kategóriához rendelt Hotcakes kapcsolatok adják, így a modul innen tudja, mely termékeket kell megjelenítenie.</w:t>
+      </w:r>
+    </w:p>
+    <w:p>
+      <w:pPr>
+        <w:rPr>
+          <w:rFonts w:ascii="Arial" w:hAnsi="Arial" w:cs="Arial"/>
+        </w:rPr>
+      </w:pPr>
+      <w:r>
+        <w:rPr>
+          <w:rFonts w:ascii="Arial" w:hAnsi="Arial" w:cs="Arial"/>
+        </w:rPr>
+        <w:t>A receptek a Hotcakes store és a portál szintjén értelmezhetők, míg a modul megjelenítési beállításai maradhatnak ModuleId szintűek. Így a DNN MVC megjelenítés és a Hotcakes katalóguslogika jól szétválasztható.</w:t>
       </w:r>
     </w:p>
     <w:p>
@@ -898,63 +766,25 @@
           <w:color w:val="000000" w:themeColor="text1"/>
         </w:rPr>
       </w:pPr>
-      <w:bookmarkStart w:id="7" w:name="api-végpontok"/>
-      <w:r>
-        <w:rPr>
-          <w:rFonts w:ascii="Arial" w:hAnsi="Arial" w:cs="Arial"/>
-          <w:color w:val="000000" w:themeColor="text1"/>
-        </w:rPr>
-        <w:t>API végpontok</w:t>
-      </w:r>
-    </w:p>
-    <w:bookmarkEnd w:id="7"/>
-    <w:p>
-      <w:pPr>
-        <w:rPr>
-          <w:rFonts w:ascii="Arial" w:hAnsi="Arial" w:cs="Arial"/>
-        </w:rPr>
-      </w:pPr>
-      <w:r>
-        <w:rPr>
-          <w:rFonts w:ascii="Arial" w:hAnsi="Arial" w:cs="Arial"/>
-        </w:rPr>
-        <w:t>A modul a következő API végpontokat használja:</w:t>
-      </w:r>
-      <w:r>
-        <w:rPr>
-          <w:rFonts w:ascii="Arial" w:hAnsi="Arial" w:cs="Arial"/>
-        </w:rPr>
-        <w:br/>
-      </w:r>
-      <w:r>
-        <w:rPr>
-          <w:rFonts w:ascii="Arial" w:hAnsi="Arial" w:cs="Arial"/>
-        </w:rPr>
-        <w:t>- Publikált receptek listázása</w:t>
-      </w:r>
-      <w:r>
-        <w:rPr>
-          <w:rFonts w:ascii="Arial" w:hAnsi="Arial" w:cs="Arial"/>
-        </w:rPr>
-        <w:br/>
-      </w:r>
-      <w:r>
-        <w:rPr>
-          <w:rFonts w:ascii="Arial" w:hAnsi="Arial" w:cs="Arial"/>
-        </w:rPr>
-        <w:t>- Egy adott recept részleteinek lekérése</w:t>
-      </w:r>
-      <w:r>
-        <w:rPr>
-          <w:rFonts w:ascii="Arial" w:hAnsi="Arial" w:cs="Arial"/>
-        </w:rPr>
-        <w:br/>
-      </w:r>
-      <w:r>
-        <w:rPr>
-          <w:rFonts w:ascii="Arial" w:hAnsi="Arial" w:cs="Arial"/>
-        </w:rPr>
-        <w:t>- Termékadatok lekérése</w:t>
+      <w:r>
+        <w:rPr>
+          <w:rFonts w:ascii="Arial" w:hAnsi="Arial" w:cs="Arial"/>
+          <w:color w:val="000000" w:themeColor="text1"/>
+        </w:rPr>
+        <w:t>Adatforrás és lekérés</w:t>
+      </w:r>
+    </w:p>
+    <w:p>
+      <w:pPr>
+        <w:rPr>
+          <w:rFonts w:ascii="Arial" w:hAnsi="Arial" w:cs="Arial"/>
+        </w:rPr>
+      </w:pPr>
+      <w:r>
+        <w:rPr>
+          <w:rFonts w:ascii="Arial" w:hAnsi="Arial" w:cs="Arial"/>
+        </w:rPr>
+        <w:t>A modul első körben a Hotcakes kategória- és termékadatait használja a receptlista és a recept részletező oldal felépítéséhez. Külön API csak akkor indokolt, ha egy későbbi bővítés ezt valóban szükségessé teszi.</w:t>
       </w:r>
     </w:p>
     <w:p>
@@ -993,7 +823,7 @@
           <w:color w:val="000000" w:themeColor="text1"/>
         </w:rPr>
       </w:pPr>
-      <w:bookmarkStart w:id="8" w:name="a-vásárlási-flow-milyen-funkciói-lesznek"/>
+      <w:bookmarkStart w:id="7" w:name="a-vásárlási-flow-milyen-funkciói-lesznek"/>
       <w:r>
         <w:rPr>
           <w:rFonts w:ascii="Arial" w:hAnsi="Arial" w:cs="Arial"/>
@@ -1010,8 +840,8 @@
           <w:color w:val="000000" w:themeColor="text1"/>
         </w:rPr>
       </w:pPr>
-      <w:bookmarkStart w:id="9" w:name="receptlista-oldal"/>
-      <w:bookmarkEnd w:id="8"/>
+      <w:bookmarkStart w:id="8" w:name="receptlista-oldal"/>
+      <w:bookmarkEnd w:id="7"/>
       <w:r>
         <w:rPr>
           <w:rFonts w:ascii="Arial" w:hAnsi="Arial" w:cs="Arial"/>
@@ -1020,7 +850,7 @@
         <w:t>Receptlista oldal</w:t>
       </w:r>
     </w:p>
-    <w:bookmarkEnd w:id="9"/>
+    <w:bookmarkEnd w:id="8"/>
     <w:p>
       <w:pPr>
         <w:rPr>
@@ -1213,41 +1043,41 @@
           <w:color w:val="000000" w:themeColor="text1"/>
         </w:rPr>
       </w:pPr>
-      <w:bookmarkStart w:id="10" w:name="recept-részletező-oldal"/>
-      <w:r>
-        <w:rPr>
-          <w:rFonts w:ascii="Arial" w:hAnsi="Arial" w:cs="Arial"/>
-          <w:color w:val="000000" w:themeColor="text1"/>
+      <w:bookmarkStart w:id="9" w:name="recept-részletező-oldal"/>
+      <w:r>
+        <w:rPr>
+          <w:rFonts w:ascii="Arial" w:hAnsi="Arial" w:cs="Arial"/>
+          <w:color w:val="000000" w:themeColor="text1"/>
+        </w:rPr>
+        <w:t>Recept részletező oldal</w:t>
+      </w:r>
+    </w:p>
+    <w:bookmarkEnd w:id="9"/>
+    <w:p>
+      <w:pPr>
+        <w:rPr>
+          <w:rFonts w:ascii="Arial" w:hAnsi="Arial" w:cs="Arial"/>
+        </w:rPr>
+      </w:pPr>
+      <w:r>
+        <w:rPr>
+          <w:rFonts w:ascii="Arial" w:hAnsi="Arial" w:cs="Arial"/>
+        </w:rPr>
+        <w:t>Ha a vásárló rákattint egy receptre, megnyílik a részletes nézet. Itt lát mindent:</w:t>
+      </w:r>
+    </w:p>
+    <w:p>
+      <w:pPr>
+        <w:rPr>
+          <w:rFonts w:ascii="Arial" w:hAnsi="Arial" w:cs="Arial"/>
+        </w:rPr>
+      </w:pPr>
+      <w:r>
+        <w:rPr>
+          <w:rFonts w:ascii="Arial" w:hAnsi="Arial" w:cs="Arial"/>
+          <w:b/>
         </w:rPr>
         <w:lastRenderedPageBreak/>
-        <w:t>Recept részletező oldal</w:t>
-      </w:r>
-    </w:p>
-    <w:bookmarkEnd w:id="10"/>
-    <w:p>
-      <w:pPr>
-        <w:rPr>
-          <w:rFonts w:ascii="Arial" w:hAnsi="Arial" w:cs="Arial"/>
-        </w:rPr>
-      </w:pPr>
-      <w:r>
-        <w:rPr>
-          <w:rFonts w:ascii="Arial" w:hAnsi="Arial" w:cs="Arial"/>
-        </w:rPr>
-        <w:t>Ha a vásárló rákattint egy receptre, megnyílik a részletes nézet. Itt lát mindent:</w:t>
-      </w:r>
-    </w:p>
-    <w:p>
-      <w:pPr>
-        <w:rPr>
-          <w:rFonts w:ascii="Arial" w:hAnsi="Arial" w:cs="Arial"/>
-        </w:rPr>
-      </w:pPr>
-      <w:r>
-        <w:rPr>
-          <w:rFonts w:ascii="Arial" w:hAnsi="Arial" w:cs="Arial"/>
-          <w:b/>
-        </w:rPr>
         <w:t>Fejléc rész:</w:t>
       </w:r>
       <w:r>
@@ -1492,7 +1322,7 @@
           <w:color w:val="000000" w:themeColor="text1"/>
         </w:rPr>
       </w:pPr>
-      <w:bookmarkStart w:id="11" w:name="adagméret-skálázás"/>
+      <w:bookmarkStart w:id="10" w:name="adagméret-skálázás"/>
       <w:r>
         <w:rPr>
           <w:rFonts w:ascii="Arial" w:hAnsi="Arial" w:cs="Arial"/>
@@ -1501,24 +1331,18 @@
         <w:t>Adagméret skálázás</w:t>
       </w:r>
     </w:p>
-    <w:bookmarkEnd w:id="11"/>
-    <w:p>
-      <w:pPr>
-        <w:rPr>
-          <w:rFonts w:ascii="Arial" w:hAnsi="Arial" w:cs="Arial"/>
-        </w:rPr>
-      </w:pPr>
-      <w:r>
-        <w:rPr>
-          <w:rFonts w:ascii="Arial" w:hAnsi="Arial" w:cs="Arial"/>
-        </w:rPr>
-        <w:t>Egy, a PO-val megbeszélt hasznos funkció</w:t>
-      </w:r>
-      <w:r>
-        <w:rPr>
-          <w:rFonts w:ascii="Arial" w:hAnsi="Arial" w:cs="Arial"/>
-        </w:rPr>
-        <w:t>: a vásárló be tudja állítani, hogy hány főre szeretné elkészíteni a receptet. Ha az eredeti recept 2 főre szól és a vásárló 4 főt állít be, az összes mennyiség automatikusan duplázódik.</w:t>
+    <w:bookmarkEnd w:id="10"/>
+    <w:p>
+      <w:pPr>
+        <w:rPr>
+          <w:rFonts w:ascii="Arial" w:hAnsi="Arial" w:cs="Arial"/>
+        </w:rPr>
+      </w:pPr>
+      <w:r>
+        <w:rPr>
+          <w:rFonts w:ascii="Arial" w:hAnsi="Arial" w:cs="Arial"/>
+        </w:rPr>
+        <w:t>Egy, a PO-val megbeszélt hasznos funkció: a vásárló be tudja állítani, hogy hány főre szeretné elkészíteni a receptet. Ha az eredeti recept 2 főre szól és a vásárló 4 főt állít be, az összes mennyiség automatikusan duplázódik.</w:t>
       </w:r>
     </w:p>
     <w:p>
@@ -1961,40 +1785,40 @@
           <w:color w:val="000000" w:themeColor="text1"/>
         </w:rPr>
       </w:pPr>
-      <w:bookmarkStart w:id="12" w:name="kosár-integráció"/>
-      <w:r>
-        <w:rPr>
-          <w:rFonts w:ascii="Arial" w:hAnsi="Arial" w:cs="Arial"/>
-          <w:color w:val="000000" w:themeColor="text1"/>
+      <w:bookmarkStart w:id="11" w:name="kosár-integráció"/>
+      <w:r>
+        <w:rPr>
+          <w:rFonts w:ascii="Arial" w:hAnsi="Arial" w:cs="Arial"/>
+          <w:color w:val="000000" w:themeColor="text1"/>
+        </w:rPr>
+        <w:t>Kosár integráció</w:t>
+      </w:r>
+    </w:p>
+    <w:bookmarkEnd w:id="11"/>
+    <w:p>
+      <w:pPr>
+        <w:rPr>
+          <w:rFonts w:ascii="Arial" w:hAnsi="Arial" w:cs="Arial"/>
+        </w:rPr>
+      </w:pPr>
+      <w:r>
+        <w:rPr>
+          <w:rFonts w:ascii="Arial" w:hAnsi="Arial" w:cs="Arial"/>
+        </w:rPr>
+        <w:t>Ez a modul egyik legértékesebb funkciója, ugyanakkor a legnagyobb technikai kihívása is. Részletesebben a kompromisszumok részben tárgyaljuk.</w:t>
+      </w:r>
+    </w:p>
+    <w:p>
+      <w:pPr>
+        <w:rPr>
+          <w:rFonts w:ascii="Arial" w:hAnsi="Arial" w:cs="Arial"/>
+        </w:rPr>
+      </w:pPr>
+      <w:r>
+        <w:rPr>
+          <w:rFonts w:ascii="Arial" w:hAnsi="Arial" w:cs="Arial"/>
         </w:rPr>
         <w:lastRenderedPageBreak/>
-        <w:t>Kosár integráció</w:t>
-      </w:r>
-    </w:p>
-    <w:bookmarkEnd w:id="12"/>
-    <w:p>
-      <w:pPr>
-        <w:rPr>
-          <w:rFonts w:ascii="Arial" w:hAnsi="Arial" w:cs="Arial"/>
-        </w:rPr>
-      </w:pPr>
-      <w:r>
-        <w:rPr>
-          <w:rFonts w:ascii="Arial" w:hAnsi="Arial" w:cs="Arial"/>
-        </w:rPr>
-        <w:t>Ez a modul egyik legértékesebb funkciója, ugyanakkor a legnagyobb technikai kihívása is. Részletesebben a kompromisszumok részben tárgyaljuk.</w:t>
-      </w:r>
-    </w:p>
-    <w:p>
-      <w:pPr>
-        <w:rPr>
-          <w:rFonts w:ascii="Arial" w:hAnsi="Arial" w:cs="Arial"/>
-        </w:rPr>
-      </w:pPr>
-      <w:r>
-        <w:rPr>
-          <w:rFonts w:ascii="Arial" w:hAnsi="Arial" w:cs="Arial"/>
-        </w:rPr>
         <w:pict w14:anchorId="607ED729">
           <v:rect id="_x0000_i1030" style="width:0;height:1.5pt" o:hralign="center" o:hrstd="t" o:hr="t"/>
         </w:pict>
@@ -2008,7 +1832,7 @@
           <w:color w:val="000000" w:themeColor="text1"/>
         </w:rPr>
       </w:pPr>
-      <w:bookmarkStart w:id="13" w:name="design-és-felhasználói-élmény"/>
+      <w:bookmarkStart w:id="12" w:name="design-és-felhasználói-élmény"/>
       <w:r>
         <w:rPr>
           <w:rFonts w:ascii="Arial" w:hAnsi="Arial" w:cs="Arial"/>
@@ -2017,7 +1841,7 @@
         <w:t>6. Design és felhasználói élmény</w:t>
       </w:r>
     </w:p>
-    <w:bookmarkEnd w:id="13"/>
+    <w:bookmarkEnd w:id="12"/>
     <w:p>
       <w:pPr>
         <w:rPr>
@@ -2236,7 +2060,7 @@
           <w:color w:val="000000" w:themeColor="text1"/>
         </w:rPr>
       </w:pPr>
-      <w:bookmarkStart w:id="14" w:name="kompromisszumok-és-kihívások"/>
+      <w:bookmarkStart w:id="13" w:name="kompromisszumok-és-kihívások"/>
       <w:r>
         <w:rPr>
           <w:rFonts w:ascii="Arial" w:hAnsi="Arial" w:cs="Arial"/>
@@ -2253,8 +2077,8 @@
           <w:color w:val="000000" w:themeColor="text1"/>
         </w:rPr>
       </w:pPr>
-      <w:bookmarkStart w:id="15" w:name="kosár-integráció-döntési-pontok"/>
-      <w:bookmarkEnd w:id="14"/>
+      <w:bookmarkStart w:id="14" w:name="kosár-integráció-döntési-pontok"/>
+      <w:bookmarkEnd w:id="13"/>
       <w:r>
         <w:rPr>
           <w:rFonts w:ascii="Arial" w:hAnsi="Arial" w:cs="Arial"/>
@@ -2300,7 +2124,7 @@
         <w:rPr>
           <w:rFonts w:ascii="Arial" w:hAnsi="Arial" w:cs="Arial"/>
         </w:rPr>
-        <w:t>A Hotcakes rendelkezik API-val és kliens oldali JavaScript hívásokkal is a kosárba rakáshoz, ezért a „Kosárba" gomb megvalósítása egyenes: a modul meghívja a Hotcakes kosár API-ját a megfelelő termékazonosítóval és mennyiséggel.</w:t>
+        <w:t>A Hotcakes beépített kosárlogikája marad a végső cél, ezért az egyedi 'Kosárba' gombok meglévő Hotcakes mechanizmusokra támaszkodnak, nem saját kosármegoldásra.</w:t>
       </w:r>
     </w:p>
     <w:p>
@@ -2389,49 +2213,49 @@
           <w:color w:val="000000" w:themeColor="text1"/>
         </w:rPr>
       </w:pPr>
-      <w:bookmarkStart w:id="16" w:name="termékadatok"/>
-      <w:bookmarkEnd w:id="15"/>
+      <w:bookmarkStart w:id="15" w:name="termékadatok"/>
+      <w:bookmarkEnd w:id="14"/>
+      <w:r>
+        <w:rPr>
+          <w:rFonts w:ascii="Arial" w:hAnsi="Arial" w:cs="Arial"/>
+          <w:color w:val="000000" w:themeColor="text1"/>
+        </w:rPr>
+        <w:t>Termékadatok</w:t>
+      </w:r>
+    </w:p>
+    <w:bookmarkEnd w:id="15"/>
+    <w:p>
+      <w:pPr>
+        <w:rPr>
+          <w:rFonts w:ascii="Arial" w:hAnsi="Arial" w:cs="Arial"/>
+        </w:rPr>
+      </w:pPr>
+      <w:r>
+        <w:rPr>
+          <w:rFonts w:ascii="Arial" w:hAnsi="Arial" w:cs="Arial"/>
+        </w:rPr>
+        <w:t>A receptek a webshop már meglévő Hotcakes termékeire hivatkoznak. Elsődlegesen közvetlenül a Hotcakes kategória- és termékstruktúrából érdemes dolgozni, és csak akkor kell saját adatstruktúrát bevezetni, ha valamely szükséges receptadat máshogyan nem kezelhető.</w:t>
+      </w:r>
+    </w:p>
+    <w:p>
+      <w:pPr>
+        <w:pStyle w:val="Heading3"/>
+        <w:rPr>
+          <w:rFonts w:ascii="Arial" w:hAnsi="Arial" w:cs="Arial"/>
+          <w:color w:val="000000" w:themeColor="text1"/>
+        </w:rPr>
+      </w:pPr>
+      <w:bookmarkStart w:id="16" w:name="képek"/>
       <w:r>
         <w:rPr>
           <w:rFonts w:ascii="Arial" w:hAnsi="Arial" w:cs="Arial"/>
           <w:color w:val="000000" w:themeColor="text1"/>
         </w:rPr>
         <w:lastRenderedPageBreak/>
-        <w:t>Termékadatok</w:t>
+        <w:t>Képek</w:t>
       </w:r>
     </w:p>
     <w:bookmarkEnd w:id="16"/>
-    <w:p>
-      <w:pPr>
-        <w:rPr>
-          <w:rFonts w:ascii="Arial" w:hAnsi="Arial" w:cs="Arial"/>
-        </w:rPr>
-      </w:pPr>
-      <w:r>
-        <w:rPr>
-          <w:rFonts w:ascii="Arial" w:hAnsi="Arial" w:cs="Arial"/>
-        </w:rPr>
-        <w:t>A receptek a webshop termékeire hivatkoznak (név, ár, tápérték, készlet). Az elsődleges megoldás egy SQL view vagy API réteg, ami a meglévő webshop termékeket olvassa és csak a szükséges mezőket adja vissza. Ha ez nem megoldható, fallback-ként saját terméktáblát használunk demonstrációs célokra.</w:t>
-      </w:r>
-    </w:p>
-    <w:p>
-      <w:pPr>
-        <w:pStyle w:val="Heading3"/>
-        <w:rPr>
-          <w:rFonts w:ascii="Arial" w:hAnsi="Arial" w:cs="Arial"/>
-          <w:color w:val="000000" w:themeColor="text1"/>
-        </w:rPr>
-      </w:pPr>
-      <w:bookmarkStart w:id="17" w:name="képek"/>
-      <w:r>
-        <w:rPr>
-          <w:rFonts w:ascii="Arial" w:hAnsi="Arial" w:cs="Arial"/>
-          <w:color w:val="000000" w:themeColor="text1"/>
-        </w:rPr>
-        <w:t>Képek</w:t>
-      </w:r>
-    </w:p>
-    <w:bookmarkEnd w:id="17"/>
     <w:p>
       <w:pPr>
         <w:rPr>
@@ -2468,7 +2292,7 @@
           <w:color w:val="000000" w:themeColor="text1"/>
         </w:rPr>
       </w:pPr>
-      <w:bookmarkStart w:id="18" w:name="mvp-és-későbbi-bővítés"/>
+      <w:bookmarkStart w:id="17" w:name="mvp-és-későbbi-bővítés"/>
       <w:r>
         <w:rPr>
           <w:rFonts w:ascii="Arial" w:hAnsi="Arial" w:cs="Arial"/>
@@ -2477,7 +2301,7 @@
         <w:t>8. MVP és későbbi bővítés</w:t>
       </w:r>
     </w:p>
-    <w:bookmarkEnd w:id="18"/>
+    <w:bookmarkEnd w:id="17"/>
     <w:p>
       <w:pPr>
         <w:rPr>
@@ -2677,7 +2501,7 @@
           <w:color w:val="000000" w:themeColor="text1"/>
         </w:rPr>
       </w:pPr>
-      <w:bookmarkStart w:id="19" w:name="fejlesztési-becslés"/>
+      <w:bookmarkStart w:id="18" w:name="fejlesztési-becslés"/>
       <w:r>
         <w:rPr>
           <w:rFonts w:ascii="Arial" w:hAnsi="Arial" w:cs="Arial"/>
@@ -2685,7 +2509,7 @@
         </w:rPr>
         <w:t>9. Fejlesztési becslés</w:t>
       </w:r>
-      <w:bookmarkEnd w:id="19"/>
+      <w:bookmarkEnd w:id="18"/>
       <w:r>
         <w:rPr>
           <w:rFonts w:ascii="Arial" w:hAnsi="Arial" w:cs="Arial"/>
@@ -2700,7 +2524,7 @@
         <w:tblLook w:val="04A0" w:firstRow="1" w:lastRow="0" w:firstColumn="1" w:lastColumn="0" w:noHBand="0" w:noVBand="1"/>
       </w:tblPr>
       <w:tblGrid>
-        <w:gridCol w:w="4018"/>
+        <w:gridCol w:w="3685"/>
         <w:gridCol w:w="1390"/>
       </w:tblGrid>
       <w:tr>
@@ -2767,7 +2591,179 @@
               <w:rPr>
                 <w:rFonts w:ascii="Arial" w:hAnsi="Arial" w:cs="Arial"/>
               </w:rPr>
-              <w:t>Adatbázis táblák (közös a klienssel)</w:t>
+              <w:t>API végpontok a modul számára</w:t>
+            </w:r>
+          </w:p>
+        </w:tc>
+        <w:tc>
+          <w:tcPr>
+            <w:tcW w:w="0" w:type="auto"/>
+          </w:tcPr>
+          <w:p>
+            <w:pPr>
+              <w:pStyle w:val="Compact"/>
+              <w:rPr>
+                <w:rFonts w:ascii="Arial" w:hAnsi="Arial" w:cs="Arial"/>
+              </w:rPr>
+            </w:pPr>
+            <w:r>
+              <w:rPr>
+                <w:rFonts w:ascii="Arial" w:hAnsi="Arial" w:cs="Arial"/>
+              </w:rPr>
+              <w:t>2-3 nap</w:t>
+            </w:r>
+          </w:p>
+        </w:tc>
+      </w:tr>
+      <w:tr>
+        <w:tc>
+          <w:tcPr>
+            <w:tcW w:w="0" w:type="auto"/>
+          </w:tcPr>
+          <w:p>
+            <w:pPr>
+              <w:pStyle w:val="Compact"/>
+              <w:rPr>
+                <w:rFonts w:ascii="Arial" w:hAnsi="Arial" w:cs="Arial"/>
+              </w:rPr>
+            </w:pPr>
+            <w:r>
+              <w:rPr>
+                <w:rFonts w:ascii="Arial" w:hAnsi="Arial" w:cs="Arial"/>
+              </w:rPr>
+              <w:t>Receptlista oldal frontend</w:t>
+            </w:r>
+          </w:p>
+        </w:tc>
+        <w:tc>
+          <w:tcPr>
+            <w:tcW w:w="0" w:type="auto"/>
+          </w:tcPr>
+          <w:p>
+            <w:pPr>
+              <w:pStyle w:val="Compact"/>
+              <w:rPr>
+                <w:rFonts w:ascii="Arial" w:hAnsi="Arial" w:cs="Arial"/>
+              </w:rPr>
+            </w:pPr>
+            <w:r>
+              <w:rPr>
+                <w:rFonts w:ascii="Arial" w:hAnsi="Arial" w:cs="Arial"/>
+              </w:rPr>
+              <w:t>2-3 nap</w:t>
+            </w:r>
+          </w:p>
+        </w:tc>
+      </w:tr>
+      <w:tr>
+        <w:tc>
+          <w:tcPr>
+            <w:tcW w:w="0" w:type="auto"/>
+          </w:tcPr>
+          <w:p>
+            <w:pPr>
+              <w:pStyle w:val="Compact"/>
+              <w:rPr>
+                <w:rFonts w:ascii="Arial" w:hAnsi="Arial" w:cs="Arial"/>
+              </w:rPr>
+            </w:pPr>
+            <w:r>
+              <w:rPr>
+                <w:rFonts w:ascii="Arial" w:hAnsi="Arial" w:cs="Arial"/>
+              </w:rPr>
+              <w:t>Recept részletező oldal frontend</w:t>
+            </w:r>
+          </w:p>
+        </w:tc>
+        <w:tc>
+          <w:tcPr>
+            <w:tcW w:w="0" w:type="auto"/>
+          </w:tcPr>
+          <w:p>
+            <w:pPr>
+              <w:pStyle w:val="Compact"/>
+              <w:rPr>
+                <w:rFonts w:ascii="Arial" w:hAnsi="Arial" w:cs="Arial"/>
+              </w:rPr>
+            </w:pPr>
+            <w:r>
+              <w:rPr>
+                <w:rFonts w:ascii="Arial" w:hAnsi="Arial" w:cs="Arial"/>
+              </w:rPr>
+              <w:t>2-3 nap</w:t>
+            </w:r>
+          </w:p>
+        </w:tc>
+      </w:tr>
+      <w:tr>
+        <w:tc>
+          <w:tcPr>
+            <w:tcW w:w="0" w:type="auto"/>
+          </w:tcPr>
+          <w:p>
+            <w:pPr>
+              <w:pStyle w:val="Compact"/>
+              <w:rPr>
+                <w:rFonts w:ascii="Arial" w:hAnsi="Arial" w:cs="Arial"/>
+              </w:rPr>
+            </w:pPr>
+            <w:r>
+              <w:rPr>
+                <w:rFonts w:ascii="Arial" w:hAnsi="Arial" w:cs="Arial"/>
+              </w:rPr>
+              <w:t>Adagméret skálázás logika</w:t>
+            </w:r>
+          </w:p>
+        </w:tc>
+        <w:tc>
+          <w:tcPr>
+            <w:tcW w:w="0" w:type="auto"/>
+          </w:tcPr>
+          <w:p>
+            <w:pPr>
+              <w:pStyle w:val="Compact"/>
+              <w:rPr>
+                <w:rFonts w:ascii="Arial" w:hAnsi="Arial" w:cs="Arial"/>
+              </w:rPr>
+            </w:pPr>
+            <w:r>
+              <w:rPr>
+                <w:rFonts w:ascii="Arial" w:hAnsi="Arial" w:cs="Arial"/>
+              </w:rPr>
+              <w:t>1 nap</w:t>
+            </w:r>
+          </w:p>
+        </w:tc>
+      </w:tr>
+      <w:tr>
+        <w:tc>
+          <w:tcPr>
+            <w:tcW w:w="0" w:type="auto"/>
+          </w:tcPr>
+          <w:p>
+            <w:pPr>
+              <w:pStyle w:val="Compact"/>
+              <w:rPr>
+                <w:rFonts w:ascii="Arial" w:hAnsi="Arial" w:cs="Arial"/>
+              </w:rPr>
+            </w:pPr>
+            <w:r>
+              <w:rPr>
+                <w:rFonts w:ascii="Arial" w:hAnsi="Arial" w:cs="Arial"/>
+              </w:rPr>
+              <w:t>Kosár integráció</w:t>
+            </w:r>
+            <w:r>
+              <w:rPr>
+                <w:rFonts w:ascii="Arial" w:hAnsi="Arial" w:cs="Arial"/>
+              </w:rPr>
+              <w:t>,</w:t>
+            </w:r>
+            <w:r>
+              <w:rPr>
+                <w:rFonts w:ascii="Arial" w:hAnsi="Arial" w:cs="Arial"/>
+              </w:rPr>
+              <w:t xml:space="preserve"> bevásárlólista</w:t>
             </w:r>
           </w:p>
         </w:tc>
@@ -2807,218 +2803,6 @@
               <w:rPr>
                 <w:rFonts w:ascii="Arial" w:hAnsi="Arial" w:cs="Arial"/>
               </w:rPr>
-              <w:t>API végpontok a modul számára</w:t>
-            </w:r>
-          </w:p>
-        </w:tc>
-        <w:tc>
-          <w:tcPr>
-            <w:tcW w:w="0" w:type="auto"/>
-          </w:tcPr>
-          <w:p>
-            <w:pPr>
-              <w:pStyle w:val="Compact"/>
-              <w:rPr>
-                <w:rFonts w:ascii="Arial" w:hAnsi="Arial" w:cs="Arial"/>
-              </w:rPr>
-            </w:pPr>
-            <w:r>
-              <w:rPr>
-                <w:rFonts w:ascii="Arial" w:hAnsi="Arial" w:cs="Arial"/>
-              </w:rPr>
-              <w:t>2-3 nap</w:t>
-            </w:r>
-          </w:p>
-        </w:tc>
-      </w:tr>
-      <w:tr>
-        <w:tc>
-          <w:tcPr>
-            <w:tcW w:w="0" w:type="auto"/>
-          </w:tcPr>
-          <w:p>
-            <w:pPr>
-              <w:pStyle w:val="Compact"/>
-              <w:rPr>
-                <w:rFonts w:ascii="Arial" w:hAnsi="Arial" w:cs="Arial"/>
-              </w:rPr>
-            </w:pPr>
-            <w:r>
-              <w:rPr>
-                <w:rFonts w:ascii="Arial" w:hAnsi="Arial" w:cs="Arial"/>
-              </w:rPr>
-              <w:t>Receptlista oldal frontend</w:t>
-            </w:r>
-          </w:p>
-        </w:tc>
-        <w:tc>
-          <w:tcPr>
-            <w:tcW w:w="0" w:type="auto"/>
-          </w:tcPr>
-          <w:p>
-            <w:pPr>
-              <w:pStyle w:val="Compact"/>
-              <w:rPr>
-                <w:rFonts w:ascii="Arial" w:hAnsi="Arial" w:cs="Arial"/>
-              </w:rPr>
-            </w:pPr>
-            <w:r>
-              <w:rPr>
-                <w:rFonts w:ascii="Arial" w:hAnsi="Arial" w:cs="Arial"/>
-              </w:rPr>
-              <w:t>2-3 nap</w:t>
-            </w:r>
-          </w:p>
-        </w:tc>
-      </w:tr>
-      <w:tr>
-        <w:tc>
-          <w:tcPr>
-            <w:tcW w:w="0" w:type="auto"/>
-          </w:tcPr>
-          <w:p>
-            <w:pPr>
-              <w:pStyle w:val="Compact"/>
-              <w:rPr>
-                <w:rFonts w:ascii="Arial" w:hAnsi="Arial" w:cs="Arial"/>
-              </w:rPr>
-            </w:pPr>
-            <w:r>
-              <w:rPr>
-                <w:rFonts w:ascii="Arial" w:hAnsi="Arial" w:cs="Arial"/>
-              </w:rPr>
-              <w:t>Recept részletező oldal frontend</w:t>
-            </w:r>
-          </w:p>
-        </w:tc>
-        <w:tc>
-          <w:tcPr>
-            <w:tcW w:w="0" w:type="auto"/>
-          </w:tcPr>
-          <w:p>
-            <w:pPr>
-              <w:pStyle w:val="Compact"/>
-              <w:rPr>
-                <w:rFonts w:ascii="Arial" w:hAnsi="Arial" w:cs="Arial"/>
-              </w:rPr>
-            </w:pPr>
-            <w:r>
-              <w:rPr>
-                <w:rFonts w:ascii="Arial" w:hAnsi="Arial" w:cs="Arial"/>
-              </w:rPr>
-              <w:t>2-3 nap</w:t>
-            </w:r>
-          </w:p>
-        </w:tc>
-      </w:tr>
-      <w:tr>
-        <w:tc>
-          <w:tcPr>
-            <w:tcW w:w="0" w:type="auto"/>
-          </w:tcPr>
-          <w:p>
-            <w:pPr>
-              <w:pStyle w:val="Compact"/>
-              <w:rPr>
-                <w:rFonts w:ascii="Arial" w:hAnsi="Arial" w:cs="Arial"/>
-              </w:rPr>
-            </w:pPr>
-            <w:r>
-              <w:rPr>
-                <w:rFonts w:ascii="Arial" w:hAnsi="Arial" w:cs="Arial"/>
-              </w:rPr>
-              <w:t>Adagméret skálázás logika</w:t>
-            </w:r>
-          </w:p>
-        </w:tc>
-        <w:tc>
-          <w:tcPr>
-            <w:tcW w:w="0" w:type="auto"/>
-          </w:tcPr>
-          <w:p>
-            <w:pPr>
-              <w:pStyle w:val="Compact"/>
-              <w:rPr>
-                <w:rFonts w:ascii="Arial" w:hAnsi="Arial" w:cs="Arial"/>
-              </w:rPr>
-            </w:pPr>
-            <w:r>
-              <w:rPr>
-                <w:rFonts w:ascii="Arial" w:hAnsi="Arial" w:cs="Arial"/>
-              </w:rPr>
-              <w:t>1 nap</w:t>
-            </w:r>
-          </w:p>
-        </w:tc>
-      </w:tr>
-      <w:tr>
-        <w:tc>
-          <w:tcPr>
-            <w:tcW w:w="0" w:type="auto"/>
-          </w:tcPr>
-          <w:p>
-            <w:pPr>
-              <w:pStyle w:val="Compact"/>
-              <w:rPr>
-                <w:rFonts w:ascii="Arial" w:hAnsi="Arial" w:cs="Arial"/>
-              </w:rPr>
-            </w:pPr>
-            <w:r>
-              <w:rPr>
-                <w:rFonts w:ascii="Arial" w:hAnsi="Arial" w:cs="Arial"/>
-              </w:rPr>
-              <w:t>Kosár integráció</w:t>
-            </w:r>
-            <w:r>
-              <w:rPr>
-                <w:rFonts w:ascii="Arial" w:hAnsi="Arial" w:cs="Arial"/>
-              </w:rPr>
-              <w:t>,</w:t>
-            </w:r>
-            <w:r>
-              <w:rPr>
-                <w:rFonts w:ascii="Arial" w:hAnsi="Arial" w:cs="Arial"/>
-              </w:rPr>
-              <w:t xml:space="preserve"> bevásárlólista</w:t>
-            </w:r>
-          </w:p>
-        </w:tc>
-        <w:tc>
-          <w:tcPr>
-            <w:tcW w:w="0" w:type="auto"/>
-          </w:tcPr>
-          <w:p>
-            <w:pPr>
-              <w:pStyle w:val="Compact"/>
-              <w:rPr>
-                <w:rFonts w:ascii="Arial" w:hAnsi="Arial" w:cs="Arial"/>
-              </w:rPr>
-            </w:pPr>
-            <w:r>
-              <w:rPr>
-                <w:rFonts w:ascii="Arial" w:hAnsi="Arial" w:cs="Arial"/>
-              </w:rPr>
-              <w:t>1-2 nap</w:t>
-            </w:r>
-          </w:p>
-        </w:tc>
-      </w:tr>
-      <w:tr>
-        <w:tc>
-          <w:tcPr>
-            <w:tcW w:w="0" w:type="auto"/>
-          </w:tcPr>
-          <w:p>
-            <w:pPr>
-              <w:pStyle w:val="Compact"/>
-              <w:rPr>
-                <w:rFonts w:ascii="Arial" w:hAnsi="Arial" w:cs="Arial"/>
-              </w:rPr>
-            </w:pPr>
-            <w:r>
-              <w:rPr>
-                <w:rFonts w:ascii="Arial" w:hAnsi="Arial" w:cs="Arial"/>
-              </w:rPr>
               <w:t>Tesztelés, design finomítás</w:t>
             </w:r>
           </w:p>
@@ -3087,7 +2871,7 @@
                 <w:rFonts w:ascii="Arial" w:hAnsi="Arial" w:cs="Arial"/>
                 <w:b/>
               </w:rPr>
-              <w:t>1</w:t>
+              <w:t>0</w:t>
             </w:r>
             <w:r>
               <w:rPr>
@@ -3101,7 +2885,7 @@
                 <w:rFonts w:ascii="Arial" w:hAnsi="Arial" w:cs="Arial"/>
                 <w:b/>
               </w:rPr>
-              <w:t>6</w:t>
+              <w:t>5</w:t>
             </w:r>
             <w:r>
               <w:rPr>
@@ -3137,54 +2921,54 @@
           <w:color w:val="000000" w:themeColor="text1"/>
         </w:rPr>
       </w:pPr>
-      <w:bookmarkStart w:id="20" w:name="összegzés"/>
-      <w:r>
-        <w:rPr>
-          <w:rFonts w:ascii="Arial" w:hAnsi="Arial" w:cs="Arial"/>
-          <w:color w:val="000000" w:themeColor="text1"/>
+      <w:bookmarkStart w:id="19" w:name="összegzés"/>
+      <w:r>
+        <w:rPr>
+          <w:rFonts w:ascii="Arial" w:hAnsi="Arial" w:cs="Arial"/>
+          <w:color w:val="000000" w:themeColor="text1"/>
+        </w:rPr>
+        <w:t>1</w:t>
+      </w:r>
+      <w:r>
+        <w:rPr>
+          <w:rFonts w:ascii="Arial" w:hAnsi="Arial" w:cs="Arial"/>
+          <w:color w:val="000000" w:themeColor="text1"/>
+        </w:rPr>
+        <w:t>0</w:t>
+      </w:r>
+      <w:r>
+        <w:rPr>
+          <w:rFonts w:ascii="Arial" w:hAnsi="Arial" w:cs="Arial"/>
+          <w:color w:val="000000" w:themeColor="text1"/>
+        </w:rPr>
+        <w:t>. Összegzés</w:t>
+      </w:r>
+    </w:p>
+    <w:bookmarkEnd w:id="19"/>
+    <w:p>
+      <w:pPr>
+        <w:rPr>
+          <w:rFonts w:ascii="Arial" w:hAnsi="Arial" w:cs="Arial"/>
+        </w:rPr>
+      </w:pPr>
+      <w:r>
+        <w:rPr>
+          <w:rFonts w:ascii="Arial" w:hAnsi="Arial" w:cs="Arial"/>
+        </w:rPr>
+        <w:t>A recept modul nem egyszerű receptlista, hanem receptalapú webshop-integrációs rendszer: admin kliensben történő receptfelvitel, vásárlói megjelenítés, közös adatbázis, termékadat-integráció, adagméret skálázás, kiszerelés-kerekítés és kosárba rakás. Ez önmagában is kellően komplex scope egy BSc beadandóhoz.</w:t>
+      </w:r>
+    </w:p>
+    <w:p>
+      <w:pPr>
+        <w:rPr>
+          <w:rFonts w:ascii="Arial" w:hAnsi="Arial" w:cs="Arial"/>
+        </w:rPr>
+      </w:pPr>
+      <w:r>
+        <w:rPr>
+          <w:rFonts w:ascii="Arial" w:hAnsi="Arial" w:cs="Arial"/>
         </w:rPr>
         <w:lastRenderedPageBreak/>
-        <w:t>1</w:t>
-      </w:r>
-      <w:r>
-        <w:rPr>
-          <w:rFonts w:ascii="Arial" w:hAnsi="Arial" w:cs="Arial"/>
-          <w:color w:val="000000" w:themeColor="text1"/>
-        </w:rPr>
-        <w:t>0</w:t>
-      </w:r>
-      <w:r>
-        <w:rPr>
-          <w:rFonts w:ascii="Arial" w:hAnsi="Arial" w:cs="Arial"/>
-          <w:color w:val="000000" w:themeColor="text1"/>
-        </w:rPr>
-        <w:t>. Összegzés</w:t>
-      </w:r>
-    </w:p>
-    <w:bookmarkEnd w:id="20"/>
-    <w:p>
-      <w:pPr>
-        <w:rPr>
-          <w:rFonts w:ascii="Arial" w:hAnsi="Arial" w:cs="Arial"/>
-        </w:rPr>
-      </w:pPr>
-      <w:r>
-        <w:rPr>
-          <w:rFonts w:ascii="Arial" w:hAnsi="Arial" w:cs="Arial"/>
-        </w:rPr>
-        <w:t>A recept modul nem egyszerű receptlista, hanem receptalapú webshop-integrációs rendszer: admin kliensben történő receptfelvitel, vásárlói megjelenítés, közös adatbázis, termékadat-integráció, adagméret skálázás, kiszerelés-kerekítés és kosárba rakás. Ez önmagában is kellően komplex scope egy BSc beadandóhoz.</w:t>
-      </w:r>
-    </w:p>
-    <w:p>
-      <w:pPr>
-        <w:rPr>
-          <w:rFonts w:ascii="Arial" w:hAnsi="Arial" w:cs="Arial"/>
-        </w:rPr>
-      </w:pPr>
-      <w:r>
-        <w:rPr>
-          <w:rFonts w:ascii="Arial" w:hAnsi="Arial" w:cs="Arial"/>
-        </w:rPr>
         <w:t>A fejlesztés prototípus szinten reálisan elindítható. A legfontosabb nyitott kérdés a kosárintegráció és a termékadatok pontos elérése, de ezekre van kezelhető fallback megoldás.</w:t>
       </w:r>
     </w:p>

--- a/megvalosithatosagi_tanulmanyok/Megvalosithatosagi_Tanulmany_Recept_Modul.docx
+++ b/megvalosithatosagi_tanulmanyok/Megvalosithatosagi_Tanulmany_Recept_Modul.docx
@@ -729,7 +729,7 @@
         <w:rPr>
           <w:rFonts w:ascii="Arial" w:hAnsi="Arial" w:cs="Arial"/>
         </w:rPr>
-        <w:t>Recept kategória: a recept fő adatai a kategória szintjén jelennek meg, a modul pedig ebből építi fel a recept címet és a leíró tartalmat.</w:t>
+        <w:t>Recept kategória: a recept fő adatai a kategória szintjén jelennek meg, de a Hotcakes kategória rejtett (Hidden = true), hogy ne kerüljön be az ÉTLAP kategórialistába. A modul a metadata Status = Published értéke alapján dönti el, hogy a recept megjelenjen-e, és ebből építi fel a recept címet és a leíró tartalmat.</w:t>
       </w:r>
     </w:p>
     <w:p>
@@ -784,7 +784,7 @@
         <w:rPr>
           <w:rFonts w:ascii="Arial" w:hAnsi="Arial" w:cs="Arial"/>
         </w:rPr>
-        <w:t>A modul első körben a Hotcakes kategória- és termékadatait használja a receptlista és a recept részletező oldal felépítéséhez. Külön API csak akkor indokolt, ha egy későbbi bővítés ezt valóban szükségessé teszi.</w:t>
+        <w:t>A modul első körben a Hotcakes kategória- és termékadatait, valamint a kategória leírásában tárolt NaturaCo metadata-t használja a receptlista és a recept részletező oldal felépítéséhez. A Hotcakes rejtettség az ÉTLAP-ból való kizárást szolgálja, a recept modul pedig a Published státuszt olvassa.</w:t>
       </w:r>
     </w:p>
     <w:p>
